--- a/2026-T2/T1B1/1-material-sopport/Activities.docx
+++ b/2026-T2/T1B1/1-material-sopport/Activities.docx
@@ -4,33 +4,16 @@
   <w:body>
     <w:p>
       <w:pPr>
-        <w:shd w:val="clear" w:color="auto" w:fill="FFFFFF"/>
-        <w:wordWrap w:val="0"/>
-        <w:spacing w:after="90" w:line="300" w:lineRule="atLeast"/>
-        <w:outlineLvl w:val="3"/>
-        <w:rPr>
-          <w:rFonts w:ascii="Roboto" w:eastAsia="Times New Roman" w:hAnsi="Roboto" w:cs="Times New Roman"/>
-          <w:b/>
-          <w:bCs/>
-          <w:color w:val="20374B"/>
-          <w:kern w:val="0"/>
-          <w:sz w:val="27"/>
-          <w:szCs w:val="27"/>
-          <w:lang w:eastAsia="en-GB"/>
-          <w14:ligatures w14:val="none"/>
-        </w:rPr>
-      </w:pPr>
-      <w:r>
-        <w:rPr>
-          <w:rFonts w:ascii="Roboto" w:eastAsia="Times New Roman" w:hAnsi="Roboto" w:cs="Times New Roman"/>
-          <w:b/>
-          <w:bCs/>
-          <w:color w:val="20374B"/>
-          <w:kern w:val="0"/>
-          <w:sz w:val="27"/>
-          <w:szCs w:val="27"/>
-          <w:lang w:eastAsia="en-GB"/>
-          <w14:ligatures w14:val="none"/>
+        <w:pStyle w:val="Title"/>
+        <w:rPr>
+          <w:rFonts w:eastAsia="Times New Roman"/>
+          <w:lang w:eastAsia="en-GB"/>
+        </w:rPr>
+      </w:pPr>
+      <w:r>
+        <w:rPr>
+          <w:rFonts w:eastAsia="Times New Roman"/>
+          <w:lang w:eastAsia="en-GB"/>
         </w:rPr>
         <w:t>Activities</w:t>
       </w:r>
@@ -6020,6 +6003,7 @@
   <w:style w:type="character" w:default="1" w:styleId="DefaultParagraphFont">
     <w:name w:val="Default Paragraph Font"/>
     <w:uiPriority w:val="1"/>
+    <w:semiHidden/>
     <w:unhideWhenUsed/>
   </w:style>
   <w:style w:type="table" w:default="1" w:styleId="TableNormal">
